--- a/results/submission_package/Highlights.docx
+++ b/results/submission_package/Highlights.docx
@@ -35,7 +35,7 @@
           <w:rFonts w:ascii="Arial" w:hAnsi="Arial"/>
           <w:sz w:val="22"/>
         </w:rPr>
-        <w:t>Hard partitioning cuts DPD to 0.0324, but AUC falls to 0.7022 and ECE hits 0.2068.</w:t>
+        <w:t>Hard partitioning cuts DPD to 0.0324; AUC falls to 0.7022 and ECE rises to 0.2068.</w:t>
       </w:r>
     </w:p>
     <w:p>
